--- a/data/outputs/v2/Grade11/Biology/Quizzes/SS2.3_Excretion_in_Plants/Biology_G11_SS2.3_Excretion_in_Plants_L4_AnswerKey.docx
+++ b/data/outputs/v2/Grade11/Biology/Quizzes/SS2.3_Excretion_in_Plants/Biology_G11_SS2.3_Excretion_in_Plants_L4_AnswerKey.docx
@@ -1405,7 +1405,7 @@
         </w:rPr>
         <w:t xml:space="preserve">© 2026 SeaVuria and ARES. Aligned with KICD objectives. Developed by SeaVuria; technical implementation by ARES (with AI assistance from Claude). Licensed under </w:t>
       </w:r>
-      <w:hyperlink w:history="1" r:id="rIdo7qdmxniwhv0jhievrwd-">
+      <w:hyperlink w:history="1" r:id="rIde5frdsb3uuioq9fgnl4xr">
         <w:r>
           <w:rPr>
             <w:rFonts w:ascii="Arial" w:cs="Arial" w:eastAsia="Arial" w:hAnsi="Arial"/>
@@ -1426,7 +1426,7 @@
         </w:rPr>
         <w:t xml:space="preserve"> (</w:t>
       </w:r>
-      <w:hyperlink w:history="1" r:id="rIdsm7zfd5mukvdgkgf4ruxz">
+      <w:hyperlink w:history="1" r:id="rIdrjsgo4hsotwnk8zj5tyti">
         <w:r>
           <w:rPr>
             <w:rFonts w:ascii="Arial" w:cs="Arial" w:eastAsia="Arial" w:hAnsi="Arial"/>

--- a/data/outputs/v2/Grade11/Biology/Quizzes/SS2.3_Excretion_in_Plants/Biology_G11_SS2.3_Excretion_in_Plants_L4_AnswerKey.docx
+++ b/data/outputs/v2/Grade11/Biology/Quizzes/SS2.3_Excretion_in_Plants/Biology_G11_SS2.3_Excretion_in_Plants_L4_AnswerKey.docx
@@ -1405,7 +1405,7 @@
         </w:rPr>
         <w:t xml:space="preserve">© 2026 SeaVuria and ARES. Aligned with KICD objectives. Developed by SeaVuria; technical implementation by ARES (with AI assistance from Claude). Licensed under </w:t>
       </w:r>
-      <w:hyperlink w:history="1" r:id="rIde5frdsb3uuioq9fgnl4xr">
+      <w:hyperlink w:history="1" r:id="rIdmam0yhaxikplyvhe8w7my">
         <w:r>
           <w:rPr>
             <w:rFonts w:ascii="Arial" w:cs="Arial" w:eastAsia="Arial" w:hAnsi="Arial"/>
@@ -1426,7 +1426,7 @@
         </w:rPr>
         <w:t xml:space="preserve"> (</w:t>
       </w:r>
-      <w:hyperlink w:history="1" r:id="rIdrjsgo4hsotwnk8zj5tyti">
+      <w:hyperlink w:history="1" r:id="rIdu_lsx5lldnx1dw08jkkbt">
         <w:r>
           <w:rPr>
             <w:rFonts w:ascii="Arial" w:cs="Arial" w:eastAsia="Arial" w:hAnsi="Arial"/>
